--- a/pdfs/cv-short.docx
+++ b/pdfs/cv-short.docx
@@ -1,6 +1,6 @@
 
 <file path=word/document.xml><?xml version="1.0" encoding="utf-8"?>
-<w:document xmlns:wpc="http://schemas.microsoft.com/office/word/2010/wordprocessingCanvas" xmlns:cx="http://schemas.microsoft.com/office/drawing/2014/chartex" xmlns:cx1="http://schemas.microsoft.com/office/drawing/2015/9/8/chartex" xmlns:cx2="http://schemas.microsoft.com/office/drawing/2015/10/21/chartex" xmlns:cx3="http://schemas.microsoft.com/office/drawing/2016/5/9/chartex" xmlns:cx4="http://schemas.microsoft.com/office/drawing/2016/5/10/chartex" xmlns:cx5="http://schemas.microsoft.com/office/drawing/2016/5/11/chartex" xmlns:cx6="http://schemas.microsoft.com/office/drawing/2016/5/12/chartex" xmlns:cx7="http://schemas.microsoft.com/office/drawing/2016/5/13/chartex" xmlns:cx8="http://schemas.microsoft.com/office/drawing/2016/5/14/chartex" xmlns:mc="http://schemas.openxmlformats.org/markup-compatibility/2006" xmlns:m="http://schemas.openxmlformats.org/officeDocument/2006/math" xmlns:aink="http://schemas.microsoft.com/office/drawing/2016/ink" xmlns:am3d="http://schemas.microsoft.com/office/drawing/2017/model3d" xmlns:oel="http://schemas.microsoft.com/office/2019/extlst" xmlns:r="http://schemas.openxmlformats.org/officeDocument/2006/relationships" xmlns:wp14="http://schemas.microsoft.com/office/word/2010/wordprocessingDrawing" xmlns:wp="http://schemas.openxmlformats.org/drawingml/2006/wordprocessingDrawing" xmlns:wpg="http://schemas.microsoft.com/office/word/2010/wordprocessingGroup" xmlns:wpi="http://schemas.microsoft.com/office/word/2010/wordprocessingInk" xmlns:wps="http://schemas.microsoft.com/office/word/2010/wordprocessingShape" xmlns:o="urn:schemas-microsoft-com:office:office" xmlns:v="urn:schemas-microsoft-com:vml" xmlns:w10="urn:schemas-microsoft-com:office:word" xmlns:w="http://schemas.openxmlformats.org/wordprocessingml/2006/main" xmlns:w14="http://schemas.microsoft.com/office/word/2010/wordml" xmlns:w15="http://schemas.microsoft.com/office/word/2012/wordml" xmlns:w16cei="http://schemas.microsoft.com/office/word/2026/wordml/cei" xmlns:w16cex="http://schemas.microsoft.com/office/word/2018/wordml/cex" xmlns:w16cid="http://schemas.microsoft.com/office/word/2016/wordml/cid" xmlns:w16="http://schemas.microsoft.com/office/word/2018/wordml" xmlns:w16sdtdh="http://schemas.microsoft.com/office/word/2020/wordml/sdtdatahash" xmlns:w16sdtfl="http://schemas.microsoft.com/office/word/2024/wordml/sdtformatlock" xmlns:w16se="http://schemas.microsoft.com/office/word/2015/wordml/symex" xmlns:w16du="http://schemas.microsoft.com/office/word/2023/wordml/word16du" xmlns:wne="http://schemas.microsoft.com/office/word/2006/wordml" mc:Ignorable="w14 w15 w16se w16cid w16 w16cex w16sdtdh w16sdtfl w16du wp14">
+<w:document xmlns:wpc="http://schemas.microsoft.com/office/word/2010/wordprocessingCanvas" xmlns:cx="http://schemas.microsoft.com/office/drawing/2014/chartex" xmlns:cx1="http://schemas.microsoft.com/office/drawing/2015/9/8/chartex" xmlns:cx2="http://schemas.microsoft.com/office/drawing/2015/10/21/chartex" xmlns:cx3="http://schemas.microsoft.com/office/drawing/2016/5/9/chartex" xmlns:cx4="http://schemas.microsoft.com/office/drawing/2016/5/10/chartex" xmlns:cx5="http://schemas.microsoft.com/office/drawing/2016/5/11/chartex" xmlns:cx6="http://schemas.microsoft.com/office/drawing/2016/5/12/chartex" xmlns:cx7="http://schemas.microsoft.com/office/drawing/2016/5/13/chartex" xmlns:cx8="http://schemas.microsoft.com/office/drawing/2016/5/14/chartex" xmlns:mc="http://schemas.openxmlformats.org/markup-compatibility/2006" xmlns:m="http://schemas.openxmlformats.org/officeDocument/2006/math" xmlns:aink="http://schemas.microsoft.com/office/drawing/2016/ink" xmlns:am3d="http://schemas.microsoft.com/office/drawing/2017/model3d" xmlns:oel="http://schemas.microsoft.com/office/2019/extlst" xmlns:r="http://schemas.openxmlformats.org/officeDocument/2006/relationships" xmlns:wp14="http://schemas.microsoft.com/office/word/2010/wordprocessingDrawing" xmlns:wp="http://schemas.openxmlformats.org/drawingml/2006/wordprocessingDrawing" xmlns:wpg="http://schemas.microsoft.com/office/word/2010/wordprocessingGroup" xmlns:wpi="http://schemas.microsoft.com/office/word/2010/wordprocessingInk" xmlns:wps="http://schemas.microsoft.com/office/word/2010/wordprocessingShape" xmlns:o="urn:schemas-microsoft-com:office:office" xmlns:v="urn:schemas-microsoft-com:vml" xmlns:w10="urn:schemas-microsoft-com:office:word" xmlns:w="http://schemas.openxmlformats.org/wordprocessingml/2006/main" xmlns:w14="http://schemas.microsoft.com/office/word/2010/wordml" xmlns:w15="http://schemas.microsoft.com/office/word/2012/wordml" xmlns:w16cex="http://schemas.microsoft.com/office/word/2018/wordml/cex" xmlns:w16cid="http://schemas.microsoft.com/office/word/2016/wordml/cid" xmlns:w16="http://schemas.microsoft.com/office/word/2018/wordml" xmlns:w16sdtdh="http://schemas.microsoft.com/office/word/2020/wordml/sdtdatahash" xmlns:w16sdtfl="http://schemas.microsoft.com/office/word/2024/wordml/sdtformatlock" xmlns:w16se="http://schemas.microsoft.com/office/word/2015/wordml/symex" xmlns:w16du="http://schemas.microsoft.com/office/word/2023/wordml/word16du" xmlns:wne="http://schemas.microsoft.com/office/word/2006/wordml" mc:Ignorable="w14 w15 w16se w16cid w16 w16cex w16sdtdh w16sdtfl w16du wp14">
   <w:body>
     <w:tbl>
       <w:tblPr>
@@ -37,13 +37,21 @@
           </w:p>
           <w:p>
             <w:r>
-              <w:t>Infectious disease model</w:t>
+              <w:t xml:space="preserve">Infectious disease </w:t>
+            </w:r>
+            <w:proofErr w:type="spellStart"/>
+            <w:r>
+              <w:t>model</w:t>
             </w:r>
             <w:r>
               <w:t>l</w:t>
             </w:r>
             <w:r>
-              <w:t xml:space="preserve">er </w:t>
+              <w:t>er</w:t>
+            </w:r>
+            <w:proofErr w:type="spellEnd"/>
+            <w:r>
+              <w:t xml:space="preserve"> </w:t>
             </w:r>
             <w:r>
               <w:t>and genomic epidemiologist</w:t>
@@ -62,7 +70,7 @@
           </w:tcPr>
           <w:p>
             <w:r>
-              <w:t>Seattle, WA</w:t>
+              <w:t>London, UK</w:t>
             </w:r>
           </w:p>
           <w:p>
@@ -71,9 +79,12 @@
                 <w:rPr>
                   <w:rStyle w:val="Hyperlink"/>
                 </w:rPr>
-                <w:t>ctrankie@fredhutch.org</w:t>
+                <w:t>cecile.tran-kiem18@imperial.ac.uk</w:t>
               </w:r>
             </w:hyperlink>
+            <w:r>
+              <w:t xml:space="preserve"> </w:t>
+            </w:r>
           </w:p>
           <w:p>
             <w:hyperlink r:id="rId6" w:history="1">
@@ -191,8 +202,13 @@
             <w:r>
               <w:t xml:space="preserve">, </w:t>
             </w:r>
-            <w:r>
-              <w:t>Wellcome Early Career Award</w:t>
+            <w:proofErr w:type="spellStart"/>
+            <w:r>
+              <w:t>Wellcome</w:t>
+            </w:r>
+            <w:proofErr w:type="spellEnd"/>
+            <w:r>
+              <w:t xml:space="preserve"> Early Career Award</w:t>
             </w:r>
           </w:p>
         </w:tc>
@@ -306,7 +322,15 @@
               <w:t>udent</w:t>
             </w:r>
             <w:r>
-              <w:t>, Institut Pasteur - Paris, France</w:t>
+              <w:t xml:space="preserve">, </w:t>
+            </w:r>
+            <w:proofErr w:type="spellStart"/>
+            <w:r>
+              <w:t>Institut</w:t>
+            </w:r>
+            <w:proofErr w:type="spellEnd"/>
+            <w:r>
+              <w:t xml:space="preserve"> Pasteur - Paris, France</w:t>
             </w:r>
           </w:p>
           <w:p>
@@ -382,30 +406,42 @@
                 <w:lang w:val="fr-FR"/>
               </w:rPr>
             </w:pPr>
+            <w:proofErr w:type="spellStart"/>
             <w:r>
               <w:rPr>
                 <w:b/>
                 <w:bCs/>
                 <w:lang w:val="fr-FR"/>
               </w:rPr>
-              <w:t xml:space="preserve">Research </w:t>
-            </w:r>
+              <w:t>Research</w:t>
+            </w:r>
+            <w:proofErr w:type="spellEnd"/>
             <w:r>
               <w:rPr>
                 <w:b/>
                 <w:bCs/>
                 <w:lang w:val="fr-FR"/>
               </w:rPr>
-              <w:t>I</w:t>
-            </w:r>
+              <w:t xml:space="preserve"> </w:t>
+            </w:r>
+            <w:proofErr w:type="spellStart"/>
             <w:r>
               <w:rPr>
                 <w:b/>
                 <w:bCs/>
                 <w:lang w:val="fr-FR"/>
               </w:rPr>
+              <w:t>I</w:t>
+            </w:r>
+            <w:r>
+              <w:rPr>
+                <w:b/>
+                <w:bCs/>
+                <w:lang w:val="fr-FR"/>
+              </w:rPr>
               <w:t>ntern</w:t>
             </w:r>
+            <w:proofErr w:type="spellEnd"/>
             <w:r>
               <w:rPr>
                 <w:lang w:val="fr-FR"/>
@@ -414,8 +450,13 @@
             </w:r>
           </w:p>
           <w:p>
-            <w:r>
-              <w:t>MESuRS Lab</w:t>
+            <w:proofErr w:type="spellStart"/>
+            <w:r>
+              <w:t>MESuRS</w:t>
+            </w:r>
+            <w:proofErr w:type="spellEnd"/>
+            <w:r>
+              <w:t xml:space="preserve"> Lab</w:t>
             </w:r>
             <w:r>
               <w:t xml:space="preserve">, </w:t>
@@ -433,8 +474,13 @@
               <w:t xml:space="preserve"> and</w:t>
             </w:r>
             <w:r>
-              <w:t xml:space="preserve"> L. Temime</w:t>
-            </w:r>
+              <w:t xml:space="preserve"> L. </w:t>
+            </w:r>
+            <w:proofErr w:type="spellStart"/>
+            <w:r>
+              <w:t>Temime</w:t>
+            </w:r>
+            <w:proofErr w:type="spellEnd"/>
           </w:p>
         </w:tc>
       </w:tr>
@@ -743,12 +789,21 @@
             <w:tcW w:w="8280" w:type="dxa"/>
           </w:tcPr>
           <w:p>
+            <w:proofErr w:type="spellStart"/>
             <w:r>
               <w:rPr>
                 <w:b/>
                 <w:bCs/>
               </w:rPr>
-              <w:t>Wellcome Early Career Award</w:t>
+              <w:t>Wellcome</w:t>
+            </w:r>
+            <w:proofErr w:type="spellEnd"/>
+            <w:r>
+              <w:rPr>
+                <w:b/>
+                <w:bCs/>
+              </w:rPr>
+              <w:t xml:space="preserve"> Early Career Award</w:t>
             </w:r>
             <w:r>
               <w:t xml:space="preserve">, </w:t>
@@ -759,8 +814,13 @@
             <w:r>
               <w:t xml:space="preserve">, </w:t>
             </w:r>
-            <w:r>
-              <w:t>Wellcome Trust</w:t>
+            <w:proofErr w:type="spellStart"/>
+            <w:r>
+              <w:t>Wellcome</w:t>
+            </w:r>
+            <w:proofErr w:type="spellEnd"/>
+            <w:r>
+              <w:t xml:space="preserve"> Trust</w:t>
             </w:r>
           </w:p>
           <w:p>
@@ -854,8 +914,16 @@
               <w:rPr>
                 <w:lang w:val="fr-FR"/>
               </w:rPr>
-              <w:t>Prix de la chancellerie des universités de Paris – Guy and Suzy Halimi Prize</w:t>
-            </w:r>
+              <w:t xml:space="preserve">Prix de la chancellerie des universités de Paris – Guy and Suzy Halimi </w:t>
+            </w:r>
+            <w:proofErr w:type="spellStart"/>
+            <w:r>
+              <w:rPr>
+                <w:lang w:val="fr-FR"/>
+              </w:rPr>
+              <w:t>Prize</w:t>
+            </w:r>
+            <w:proofErr w:type="spellEnd"/>
           </w:p>
           <w:p>
             <w:r>
@@ -880,8 +948,13 @@
             <w:tcW w:w="8280" w:type="dxa"/>
           </w:tcPr>
           <w:p>
-            <w:r>
-              <w:t>Institut Pasteur Young Scientist Award</w:t>
+            <w:proofErr w:type="spellStart"/>
+            <w:r>
+              <w:t>Institut</w:t>
+            </w:r>
+            <w:proofErr w:type="spellEnd"/>
+            <w:r>
+              <w:t xml:space="preserve"> Pasteur Young Scientist Award</w:t>
             </w:r>
           </w:p>
         </w:tc>
@@ -947,6 +1020,7 @@
               </w:rPr>
               <w:t xml:space="preserve">oster </w:t>
             </w:r>
+            <w:proofErr w:type="spellStart"/>
             <w:r>
               <w:rPr>
                 <w:lang w:val="fr-FR"/>
@@ -957,7 +1031,14 @@
               <w:rPr>
                 <w:lang w:val="fr-FR"/>
               </w:rPr>
-              <w:t>ward, Doctoral School Pierre Louis de Santé Publique</w:t>
+              <w:t>ward</w:t>
+            </w:r>
+            <w:proofErr w:type="spellEnd"/>
+            <w:r>
+              <w:rPr>
+                <w:lang w:val="fr-FR"/>
+              </w:rPr>
+              <w:t>, Doctoral School Pierre Louis de Santé Publique</w:t>
             </w:r>
           </w:p>
         </w:tc>
@@ -1022,8 +1103,13 @@
         <w:t xml:space="preserve"> (HAS)</w:t>
       </w:r>
       <w:r>
-        <w:t>, and the Agence Nationale de la Sécurité du Médicament</w:t>
+        <w:t xml:space="preserve">, and the Agence Nationale de la Sécurité du </w:t>
       </w:r>
+      <w:proofErr w:type="spellStart"/>
+      <w:r>
+        <w:t>Médicament</w:t>
+      </w:r>
+      <w:proofErr w:type="spellEnd"/>
       <w:r>
         <w:t xml:space="preserve"> (ANSM)</w:t>
       </w:r>
@@ -1454,7 +1540,15 @@
           </w:tcPr>
           <w:p>
             <w:r>
-              <w:t>Junior Scientists and New Groups Symposium of Institut Pasteur</w:t>
+              <w:t xml:space="preserve">Junior Scientists and New Groups Symposium of </w:t>
+            </w:r>
+            <w:proofErr w:type="spellStart"/>
+            <w:r>
+              <w:t>Institut</w:t>
+            </w:r>
+            <w:proofErr w:type="spellEnd"/>
+            <w:r>
+              <w:t xml:space="preserve"> Pasteur</w:t>
             </w:r>
             <w:r>
               <w:t xml:space="preserve"> - Paris, France</w:t>
@@ -1490,8 +1584,13 @@
             </w:tcBorders>
           </w:tcPr>
           <w:p>
-            <w:r>
-              <w:t xml:space="preserve">YoungStats </w:t>
+            <w:proofErr w:type="spellStart"/>
+            <w:r>
+              <w:t>YoungStats</w:t>
+            </w:r>
+            <w:proofErr w:type="spellEnd"/>
+            <w:r>
+              <w:t xml:space="preserve"> </w:t>
             </w:r>
             <w:r>
               <w:t>w</w:t>
@@ -1917,7 +2016,7 @@
 </file>
 
 <file path=word/numbering.xml><?xml version="1.0" encoding="utf-8"?>
-<w:numbering xmlns:wpc="http://schemas.microsoft.com/office/word/2010/wordprocessingCanvas" xmlns:cx="http://schemas.microsoft.com/office/drawing/2014/chartex" xmlns:cx1="http://schemas.microsoft.com/office/drawing/2015/9/8/chartex" xmlns:cx2="http://schemas.microsoft.com/office/drawing/2015/10/21/chartex" xmlns:cx3="http://schemas.microsoft.com/office/drawing/2016/5/9/chartex" xmlns:cx4="http://schemas.microsoft.com/office/drawing/2016/5/10/chartex" xmlns:cx5="http://schemas.microsoft.com/office/drawing/2016/5/11/chartex" xmlns:cx6="http://schemas.microsoft.com/office/drawing/2016/5/12/chartex" xmlns:cx7="http://schemas.microsoft.com/office/drawing/2016/5/13/chartex" xmlns:cx8="http://schemas.microsoft.com/office/drawing/2016/5/14/chartex" xmlns:mc="http://schemas.openxmlformats.org/markup-compatibility/2006" xmlns:m="http://schemas.openxmlformats.org/officeDocument/2006/math" xmlns:aink="http://schemas.microsoft.com/office/drawing/2016/ink" xmlns:am3d="http://schemas.microsoft.com/office/drawing/2017/model3d" xmlns:oel="http://schemas.microsoft.com/office/2019/extlst" xmlns:r="http://schemas.openxmlformats.org/officeDocument/2006/relationships" xmlns:wp14="http://schemas.microsoft.com/office/word/2010/wordprocessingDrawing" xmlns:wp="http://schemas.openxmlformats.org/drawingml/2006/wordprocessingDrawing" xmlns:wpg="http://schemas.microsoft.com/office/word/2010/wordprocessingGroup" xmlns:wpi="http://schemas.microsoft.com/office/word/2010/wordprocessingInk" xmlns:wps="http://schemas.microsoft.com/office/word/2010/wordprocessingShape" xmlns:o="urn:schemas-microsoft-com:office:office" xmlns:v="urn:schemas-microsoft-com:vml" xmlns:w10="urn:schemas-microsoft-com:office:word" xmlns:w="http://schemas.openxmlformats.org/wordprocessingml/2006/main" xmlns:w14="http://schemas.microsoft.com/office/word/2010/wordml" xmlns:w15="http://schemas.microsoft.com/office/word/2012/wordml" xmlns:w16cei="http://schemas.microsoft.com/office/word/2026/wordml/cei" xmlns:w16cex="http://schemas.microsoft.com/office/word/2018/wordml/cex" xmlns:w16cid="http://schemas.microsoft.com/office/word/2016/wordml/cid" xmlns:w16="http://schemas.microsoft.com/office/word/2018/wordml" xmlns:w16sdtdh="http://schemas.microsoft.com/office/word/2020/wordml/sdtdatahash" xmlns:w16sdtfl="http://schemas.microsoft.com/office/word/2024/wordml/sdtformatlock" xmlns:w16se="http://schemas.microsoft.com/office/word/2015/wordml/symex" xmlns:w16du="http://schemas.microsoft.com/office/word/2023/wordml/word16du" xmlns:wne="http://schemas.microsoft.com/office/word/2006/wordml" mc:Ignorable="w14 w15 w16se w16cid w16 w16cex w16sdtdh w16sdtfl w16du wp14">
+<w:numbering xmlns:wpc="http://schemas.microsoft.com/office/word/2010/wordprocessingCanvas" xmlns:cx="http://schemas.microsoft.com/office/drawing/2014/chartex" xmlns:cx1="http://schemas.microsoft.com/office/drawing/2015/9/8/chartex" xmlns:cx2="http://schemas.microsoft.com/office/drawing/2015/10/21/chartex" xmlns:cx3="http://schemas.microsoft.com/office/drawing/2016/5/9/chartex" xmlns:cx4="http://schemas.microsoft.com/office/drawing/2016/5/10/chartex" xmlns:cx5="http://schemas.microsoft.com/office/drawing/2016/5/11/chartex" xmlns:cx6="http://schemas.microsoft.com/office/drawing/2016/5/12/chartex" xmlns:cx7="http://schemas.microsoft.com/office/drawing/2016/5/13/chartex" xmlns:cx8="http://schemas.microsoft.com/office/drawing/2016/5/14/chartex" xmlns:mc="http://schemas.openxmlformats.org/markup-compatibility/2006" xmlns:m="http://schemas.openxmlformats.org/officeDocument/2006/math" xmlns:aink="http://schemas.microsoft.com/office/drawing/2016/ink" xmlns:am3d="http://schemas.microsoft.com/office/drawing/2017/model3d" xmlns:oel="http://schemas.microsoft.com/office/2019/extlst" xmlns:r="http://schemas.openxmlformats.org/officeDocument/2006/relationships" xmlns:wp14="http://schemas.microsoft.com/office/word/2010/wordprocessingDrawing" xmlns:wp="http://schemas.openxmlformats.org/drawingml/2006/wordprocessingDrawing" xmlns:wpg="http://schemas.microsoft.com/office/word/2010/wordprocessingGroup" xmlns:wpi="http://schemas.microsoft.com/office/word/2010/wordprocessingInk" xmlns:wps="http://schemas.microsoft.com/office/word/2010/wordprocessingShape" xmlns:o="urn:schemas-microsoft-com:office:office" xmlns:v="urn:schemas-microsoft-com:vml" xmlns:w10="urn:schemas-microsoft-com:office:word" xmlns:w="http://schemas.openxmlformats.org/wordprocessingml/2006/main" xmlns:w14="http://schemas.microsoft.com/office/word/2010/wordml" xmlns:w15="http://schemas.microsoft.com/office/word/2012/wordml" xmlns:w16cex="http://schemas.microsoft.com/office/word/2018/wordml/cex" xmlns:w16cid="http://schemas.microsoft.com/office/word/2016/wordml/cid" xmlns:w16="http://schemas.microsoft.com/office/word/2018/wordml" xmlns:w16sdtdh="http://schemas.microsoft.com/office/word/2020/wordml/sdtdatahash" xmlns:w16sdtfl="http://schemas.microsoft.com/office/word/2024/wordml/sdtformatlock" xmlns:w16se="http://schemas.microsoft.com/office/word/2015/wordml/symex" xmlns:w16du="http://schemas.microsoft.com/office/word/2023/wordml/word16du" xmlns:wne="http://schemas.microsoft.com/office/word/2006/wordml" mc:Ignorable="w14 w15 w16se w16cid w16 w16cex w16sdtdh w16sdtfl w16du wp14">
   <w:abstractNum w:abstractNumId="0" w15:restartNumberingAfterBreak="0">
     <w:nsid w:val="2434125C"/>
     <w:multiLevelType w:val="hybridMultilevel"/>
